--- a/research/Physiological_Research_原稿图件恢复_20261015/Yuan.docx
+++ b/research/Physiological_Research_原稿图件恢复_20261015/Yuan.docx
@@ -2958,7 +2958,7 @@
       <w:r>
         <w:drawing>
           <wp:inline xmlns:a="http://schemas.openxmlformats.org/drawingml/2006/main" xmlns:pic="http://schemas.openxmlformats.org/drawingml/2006/picture">
-            <wp:extent cx="5669280" cy="3231490"/>
+            <wp:extent cx="5669280" cy="3628339"/>
             <wp:docPr id="4" name="Picture 4" descr="Proposed mechanism requiring testing"/>
             <wp:cNvGraphicFramePr>
               <a:graphicFrameLocks noChangeAspect="1"/>
@@ -2979,7 +2979,7 @@
                   <pic:spPr>
                     <a:xfrm>
                       <a:off x="0" y="0"/>
-                      <a:ext cx="5669280" cy="3231490"/>
+                      <a:ext cx="5669280" cy="3628339"/>
                     </a:xfrm>
                     <a:prstGeom prst="rect"/>
                   </pic:spPr>
@@ -3000,7 +3000,7 @@
           <w:color w:val="000000"/>
           <w:sz w:val="24"/>
         </w:rPr>
-        <w:t xml:space="preserve">Fig. 4. Proposed relationships linking cervical perturbation, Ang II/AT1-R signaling, NOX-related redox changes and sympathetic blood-pressure regulation. Dashed arrows indicate relationships requiring testing. This study measured regional biochemical indices and </w:t>
+        <w:t>Fig. 4. Regional observations and proposed cardiovascular links. Green denotes current regional measurements; blue denotes prior reports [4,13]. Upward and downward symbols indicate day-28 model–sham differences. Dashed arrows and outlines denote untested functional relationships. Nox1/Nox4 mRNA does not establish NOX activity or sympathetic mediation. The cervical symbol is schematic. Separate timelines show day-28 terminal sampling in sham/model rats and day-56 sampling after day-28 implant removal in restoration rats. Time and repeat surgery confound implant-removal comparisons. Codex assisted with conventional vector-drawing code.</w:t>
       </w:r>
       <w:r>
         <w:rPr>
@@ -3009,7 +3009,6 @@
           <w:color w:val="000000"/>
           <w:sz w:val="24"/>
         </w:rPr>
-        <w:t>Nox1</w:t>
       </w:r>
       <w:r>
         <w:rPr>
@@ -3017,7 +3016,6 @@
           <w:color w:val="000000"/>
           <w:sz w:val="24"/>
         </w:rPr>
-        <w:t>/</w:t>
       </w:r>
       <w:r>
         <w:rPr>
@@ -3026,7 +3024,6 @@
           <w:color w:val="000000"/>
           <w:sz w:val="24"/>
         </w:rPr>
-        <w:t>Nox4</w:t>
       </w:r>
       <w:r>
         <w:rPr>
@@ -3034,7 +3031,6 @@
           <w:color w:val="000000"/>
           <w:sz w:val="24"/>
         </w:rPr>
-        <w:t xml:space="preserve"> transcripts, without pathway intervention or sympathetic recordings. Restoration samples were collected on day 56 versus day 28 for sham and model groups; time and repeat surgery confound implant-removal comparisons. Codex assisted with conventional diagram code.</w:t>
       </w:r>
     </w:p>
     <w:sectPr>

--- a/research/Physiological_Research_原稿图件恢复_20261015/Yuan.docx
+++ b/research/Physiological_Research_原稿图件恢复_20261015/Yuan.docx
@@ -1124,7 +1124,7 @@
           <w:color w:val="000000"/>
           <w:sz w:val="24"/>
         </w:rPr>
-        <w:t>Each medullary biochemical endpoint was analyzed in 6 rats per group. SOD activities in the sham, model, and restoration groups were 1.122 ± 0.072, 0.564 ± 0.072, and 1.035 ± 0.101 U/mg protein, respectively. Corresponding MDA contents were 0.095 ± 0.017, 0.349 ± 0.034, and 0.213 ± 0.049 nmol/mg protein, and ROS-associated fluorescence values were 1326.9 ± 50.6, 3295.6 ± 216.3, and 2265.6 ± 131.6 AU (Fig. 2). Welch's ANOVA indicated differences among groups: SOD, F(2, 9.816) = 91.626; MDA, F(2, 8.500) = 130.738; and ROS-associated fluorescence, F(2, 7.804) = 314.907 (all P &lt; 0.001). Model–sham mean differences and 95% confidence intervals are presented in Table 1. Compared with model rats sampled on day 28, restoration rats sampled on day 56 had higher SOD activity and lower MDA content and ROS-associated fluorescence (all Games–Howell-adjusted P &lt; 0.001). Compared with sham rats, restoration rats had higher MDA content (adjusted P = 0.0033) and ROS-associated fluorescence (adjusted P &lt; 0.001), whereas the difference in SOD activity was not statistically significant (adjusted P = 0.2534). The absence of a significant SOD difference does not establish equivalence. These restoration-group comparisons describe differences between groups sampled after different durations. Full numerical results are provided in Supplementary File 3.</w:t>
+        <w:t>Each medullary biochemical endpoint was analyzed in 6 rats per group. SOD activities in the sham, model, and restoration groups were 1.122 ± 0.072, 0.564 ± 0.072, and 1.035 ± 0.101 U/mg protein, respectively. Corresponding MDA contents were 0.095 ± 0.017, 0.349 ± 0.034, and 0.213 ± 0.049 nmol/mg protein, and ROS-associated fluorescence values were 1326.9 ± 50.6, 3295.6 ± 216.3, and 2265.6 ± 131.6 AU (Fig. 2). Welch's ANOVA indicated differences among groups: SOD, F(2, 9.816) = 91.626; MDA, F(2, 8.500) = 130.738; and ROS-associated fluorescence, F(2, 7.804) = 314.907 (all P &lt; 0.001). Model–sham mean differences and 95% confidence intervals are presented in Supplementary Table S1. Compared with model rats sampled on day 28, restoration rats sampled on day 56 had higher SOD activity and lower MDA content and ROS-associated fluorescence (all Games–Howell-adjusted P &lt; 0.001). Compared with sham rats, restoration rats had higher MDA content (adjusted P = 0.0033) and ROS-associated fluorescence (adjusted P &lt; 0.001), whereas the difference in SOD activity was not statistically significant (adjusted P = 0.2534). The absence of a significant SOD difference does not establish equivalence. These restoration-group comparisons describe differences between groups sampled after different durations. Full numerical results are provided in Supplementary File 3.</w:t>
       </w:r>
     </w:p>
     <w:p>
@@ -1662,7 +1662,7 @@
           <w:color w:val="000000"/>
           <w:sz w:val="24"/>
         </w:rPr>
-        <w:t>Supplementary datasets, full statistical outputs, reproduction code, the archived blood-pressure workbook and H&amp;E materials accompany this article. Item descriptions and Supplementary Figs. S1 and S2 are compiled in Yuan_supplementary_information.docx; individual numerical and source files are supplied separately in Supporting_Information.</w:t>
+        <w:t>Supplementary datasets, full statistical outputs, reproduction code, the archived blood-pressure workbook and H&amp;E materials accompany this article. Item descriptions, Supplementary Table S1 and Supplementary Figs. S1 and S2 are compiled in Yuan_supplementary_information.docx; individual numerical and source files are supplied separately in Supporting_Information.</w:t>
       </w:r>
     </w:p>
     <w:p>
@@ -1949,746 +1949,7 @@
     <w:p>
       <w:pPr>
         <w:pStyle w:val="3"/>
-        <w:widowControl/>
-      </w:pPr>
-      <w:r>
-        <w:rPr>
-          <w:rFonts w:ascii="Times New Roman" w:hAnsi="Times New Roman" w:cs="Times New Roman" w:eastAsia="Times New Roman"/>
-          <w:b/>
-          <w:color w:val="000000"/>
-          <w:sz w:val="26"/>
-        </w:rPr>
-        <w:t>Tables</w:t>
-      </w:r>
-    </w:p>
-    <w:p>
-      <w:pPr>
-        <w:widowControl/>
-      </w:pPr>
-      <w:r>
-        <w:rPr>
-          <w:rFonts w:ascii="Times New Roman" w:hAnsi="Times New Roman" w:cs="Times New Roman" w:eastAsia="Times New Roman"/>
-          <w:color w:val="000000"/>
-          <w:sz w:val="24"/>
-        </w:rPr>
-        <w:t>Table 1. Differences in ventrolateral medullary oxidative stress markers between model and sham rats sampled at the same time.</w:t>
-      </w:r>
-    </w:p>
-    <w:tbl>
-      <w:tblPr>
-        <w:tblW w:w="0" w:type="auto"/>
-        <w:jc w:val="center"/>
-        <w:tblLayout w:type="fixed"/>
-        <w:tblCellMar>
-          <w:top w:w="0" w:type="dxa"/>
-          <w:left w:w="108" w:type="dxa"/>
-          <w:bottom w:w="0" w:type="dxa"/>
-          <w:right w:w="108" w:type="dxa"/>
-        </w:tblCellMar>
-        <w:tblBorders>
-          <w:top w:val="single" w:sz="6" w:color="000000"/>
-          <w:left w:val="nil" w:sz="6" w:color="000000"/>
-          <w:bottom w:val="single" w:sz="6" w:color="000000"/>
-          <w:right w:val="nil" w:sz="6" w:color="000000"/>
-          <w:insideH w:val="nil" w:sz="6" w:color="000000"/>
-          <w:insideV w:val="nil" w:sz="6" w:color="000000"/>
-        </w:tblBorders>
-        <w:tblLook w:val="0000" w:firstRow="0" w:lastRow="0" w:firstColumn="0" w:lastColumn="0" w:noHBand="1" w:noVBand="1"/>
-      </w:tblPr>
-      <w:tblGrid>
-        <w:gridCol w:w="3053"/>
-        <w:gridCol w:w="1728"/>
-        <w:gridCol w:w="2851"/>
-        <w:gridCol w:w="1224"/>
-      </w:tblGrid>
-      <w:tr>
-        <w:trPr>
-          <w:cantSplit/>
-          <w:tblHeader/>
-          <w:jc w:val="center"/>
-          <w:cantSplit/>
-          <w:tblHeader/>
-        </w:trPr>
-        <w:tc>
-          <w:tcPr>
-            <w:tcW w:w="3053" w:type="dxa"/>
-            <w:tcMar>
-              <w:top w:w="90" w:type="dxa"/>
-              <w:left w:w="90" w:type="dxa"/>
-              <w:bottom w:w="90" w:type="dxa"/>
-              <w:right w:w="90" w:type="dxa"/>
-            </w:tcMar>
-            <w:vAlign w:val="center"/>
-            <w:tcMar>
-              <w:top w:w="90" w:type="dxa"/>
-              <w:bottom w:w="90" w:type="dxa"/>
-              <w:left w:w="100" w:type="dxa"/>
-              <w:right w:w="100" w:type="dxa"/>
-            </w:tcMar>
-            <w:tcBorders>
-              <w:bottom w:val="single" w:sz="4" w:color="000000"/>
-            </w:tcBorders>
-          </w:tcPr>
-          <w:p>
-            <w:pPr>
-              <w:spacing w:after="0" w:line="240" w:lineRule="auto"/>
-              <w:jc w:val="left"/>
-              <w:rPr>
-                <w:sz w:val="2"/>
-                <w:szCs w:val="2"/>
-              </w:rPr>
-            </w:pPr>
-            <w:r>
-              <w:rPr>
-                <w:b/>
-                <w:color w:val="000000"/>
-                <w:sz w:val="24"/>
-                <w:szCs w:val="24"/>
-                <w:rFonts w:eastAsia="Times New Roman" w:ascii="Times New Roman" w:hAnsi="Times New Roman"/>
-                <w:lang w:eastAsia="zh-CN"/>
-              </w:rPr>
-              <w:t xml:space="preserve">Outcome</w:t>
-            </w:r>
-          </w:p>
-        </w:tc>
-        <w:tc>
-          <w:tcPr>
-            <w:tcW w:w="1728" w:type="dxa"/>
-            <w:tcMar>
-              <w:top w:w="90" w:type="dxa"/>
-              <w:left w:w="90" w:type="dxa"/>
-              <w:bottom w:w="90" w:type="dxa"/>
-              <w:right w:w="90" w:type="dxa"/>
-            </w:tcMar>
-            <w:vAlign w:val="center"/>
-            <w:tcMar>
-              <w:top w:w="90" w:type="dxa"/>
-              <w:bottom w:w="90" w:type="dxa"/>
-              <w:left w:w="100" w:type="dxa"/>
-              <w:right w:w="100" w:type="dxa"/>
-            </w:tcMar>
-            <w:tcBorders>
-              <w:bottom w:val="single" w:sz="4" w:color="000000"/>
-            </w:tcBorders>
-          </w:tcPr>
-          <w:p>
-            <w:pPr>
-              <w:spacing w:after="0" w:line="240" w:lineRule="auto"/>
-              <w:jc w:val="center"/>
-              <w:rPr>
-                <w:sz w:val="2"/>
-                <w:szCs w:val="2"/>
-              </w:rPr>
-            </w:pPr>
-            <w:r>
-              <w:rPr>
-                <w:b/>
-                <w:color w:val="000000"/>
-                <w:sz w:val="24"/>
-                <w:szCs w:val="24"/>
-                <w:rFonts w:eastAsia="Times New Roman" w:ascii="Times New Roman" w:hAnsi="Times New Roman"/>
-                <w:lang w:eastAsia="zh-CN"/>
-              </w:rPr>
-              <w:t xml:space="preserve">Model minus sham</w:t>
-            </w:r>
-          </w:p>
-        </w:tc>
-        <w:tc>
-          <w:tcPr>
-            <w:tcW w:w="2851" w:type="dxa"/>
-            <w:tcMar>
-              <w:top w:w="90" w:type="dxa"/>
-              <w:left w:w="90" w:type="dxa"/>
-              <w:bottom w:w="90" w:type="dxa"/>
-              <w:right w:w="90" w:type="dxa"/>
-            </w:tcMar>
-            <w:vAlign w:val="center"/>
-            <w:tcMar>
-              <w:top w:w="90" w:type="dxa"/>
-              <w:bottom w:w="90" w:type="dxa"/>
-              <w:left w:w="100" w:type="dxa"/>
-              <w:right w:w="100" w:type="dxa"/>
-            </w:tcMar>
-            <w:tcBorders>
-              <w:bottom w:val="single" w:sz="4" w:color="000000"/>
-            </w:tcBorders>
-          </w:tcPr>
-          <w:p>
-            <w:pPr>
-              <w:spacing w:after="0" w:line="240" w:lineRule="auto"/>
-              <w:jc w:val="center"/>
-              <w:rPr>
-                <w:sz w:val="2"/>
-                <w:szCs w:val="2"/>
-              </w:rPr>
-            </w:pPr>
-            <w:r>
-              <w:rPr>
-                <w:b/>
-                <w:color w:val="000000"/>
-                <w:sz w:val="24"/>
-                <w:szCs w:val="24"/>
-                <w:rFonts w:eastAsia="Times New Roman" w:ascii="Times New Roman" w:hAnsi="Times New Roman"/>
-                <w:lang w:eastAsia="zh-CN"/>
-              </w:rPr>
-              <w:t xml:space="preserve">95% confidence interval</w:t>
-            </w:r>
-          </w:p>
-        </w:tc>
-        <w:tc>
-          <w:tcPr>
-            <w:tcW w:w="1224" w:type="dxa"/>
-            <w:tcMar>
-              <w:top w:w="90" w:type="dxa"/>
-              <w:left w:w="90" w:type="dxa"/>
-              <w:bottom w:w="90" w:type="dxa"/>
-              <w:right w:w="90" w:type="dxa"/>
-            </w:tcMar>
-            <w:vAlign w:val="center"/>
-            <w:tcMar>
-              <w:top w:w="90" w:type="dxa"/>
-              <w:bottom w:w="90" w:type="dxa"/>
-              <w:left w:w="100" w:type="dxa"/>
-              <w:right w:w="100" w:type="dxa"/>
-            </w:tcMar>
-            <w:tcBorders>
-              <w:bottom w:val="single" w:sz="4" w:color="000000"/>
-            </w:tcBorders>
-          </w:tcPr>
-          <w:p>
-            <w:pPr>
-              <w:spacing w:after="0" w:line="240" w:lineRule="auto"/>
-              <w:jc w:val="center"/>
-              <w:rPr>
-                <w:sz w:val="2"/>
-                <w:szCs w:val="2"/>
-              </w:rPr>
-            </w:pPr>
-            <w:r>
-              <w:rPr>
-                <w:b/>
-                <w:color w:val="000000"/>
-                <w:sz w:val="24"/>
-                <w:szCs w:val="24"/>
-                <w:rFonts w:eastAsia="Times New Roman" w:ascii="Times New Roman" w:hAnsi="Times New Roman"/>
-                <w:lang w:eastAsia="zh-CN"/>
-              </w:rPr>
-              <w:t xml:space="preserve">Adjusted P value</w:t>
-            </w:r>
-          </w:p>
-        </w:tc>
-      </w:tr>
-      <w:tr>
-        <w:trPr>
-          <w:cantSplit/>
-          <w:jc w:val="center"/>
-          <w:cantSplit/>
-        </w:trPr>
-        <w:tc>
-          <w:tcPr>
-            <w:tcW w:w="3053" w:type="dxa"/>
-            <w:tcMar>
-              <w:top w:w="90" w:type="dxa"/>
-              <w:left w:w="90" w:type="dxa"/>
-              <w:bottom w:w="90" w:type="dxa"/>
-              <w:right w:w="90" w:type="dxa"/>
-            </w:tcMar>
-            <w:vAlign w:val="center"/>
-            <w:tcMar>
-              <w:top w:w="90" w:type="dxa"/>
-              <w:bottom w:w="90" w:type="dxa"/>
-              <w:left w:w="100" w:type="dxa"/>
-              <w:right w:w="100" w:type="dxa"/>
-            </w:tcMar>
-          </w:tcPr>
-          <w:p>
-            <w:pPr>
-              <w:spacing w:after="0" w:line="240" w:lineRule="auto"/>
-              <w:jc w:val="left"/>
-              <w:rPr>
-                <w:sz w:val="2"/>
-                <w:szCs w:val="2"/>
-              </w:rPr>
-            </w:pPr>
-            <w:r>
-              <w:rPr>
-                <w:b w:val="0"/>
-                <w:color w:val="000000"/>
-                <w:sz w:val="24"/>
-                <w:szCs w:val="24"/>
-                <w:rFonts w:eastAsia="Times New Roman" w:ascii="Times New Roman" w:hAnsi="Times New Roman"/>
-                <w:lang w:eastAsia="zh-CN"/>
-              </w:rPr>
-              <w:t xml:space="preserve">SOD (U/mg protein)</w:t>
-            </w:r>
-          </w:p>
-        </w:tc>
-        <w:tc>
-          <w:tcPr>
-            <w:tcW w:w="1728" w:type="dxa"/>
-            <w:tcMar>
-              <w:top w:w="90" w:type="dxa"/>
-              <w:left w:w="90" w:type="dxa"/>
-              <w:bottom w:w="90" w:type="dxa"/>
-              <w:right w:w="90" w:type="dxa"/>
-            </w:tcMar>
-            <w:vAlign w:val="center"/>
-            <w:tcMar>
-              <w:top w:w="90" w:type="dxa"/>
-              <w:bottom w:w="90" w:type="dxa"/>
-              <w:left w:w="100" w:type="dxa"/>
-              <w:right w:w="100" w:type="dxa"/>
-            </w:tcMar>
-          </w:tcPr>
-          <w:p>
-            <w:pPr>
-              <w:spacing w:after="0" w:line="240" w:lineRule="auto"/>
-              <w:jc w:val="center"/>
-              <w:rPr>
-                <w:sz w:val="2"/>
-                <w:szCs w:val="2"/>
-              </w:rPr>
-            </w:pPr>
-            <w:r>
-              <w:rPr>
-                <w:b w:val="0"/>
-                <w:color w:val="000000"/>
-                <w:sz w:val="24"/>
-                <w:szCs w:val="24"/>
-                <w:rFonts w:eastAsia="Times New Roman" w:ascii="Times New Roman" w:hAnsi="Times New Roman"/>
-                <w:lang w:eastAsia="zh-CN"/>
-              </w:rPr>
-              <w:t xml:space="preserve">−0.558</w:t>
-            </w:r>
-          </w:p>
-        </w:tc>
-        <w:tc>
-          <w:tcPr>
-            <w:tcW w:w="2851" w:type="dxa"/>
-            <w:tcMar>
-              <w:top w:w="90" w:type="dxa"/>
-              <w:left w:w="90" w:type="dxa"/>
-              <w:bottom w:w="90" w:type="dxa"/>
-              <w:right w:w="90" w:type="dxa"/>
-            </w:tcMar>
-            <w:vAlign w:val="center"/>
-            <w:tcMar>
-              <w:top w:w="90" w:type="dxa"/>
-              <w:bottom w:w="90" w:type="dxa"/>
-              <w:left w:w="100" w:type="dxa"/>
-              <w:right w:w="100" w:type="dxa"/>
-            </w:tcMar>
-          </w:tcPr>
-          <w:p>
-            <w:pPr>
-              <w:spacing w:after="0" w:line="240" w:lineRule="auto"/>
-              <w:jc w:val="center"/>
-              <w:rPr>
-                <w:sz w:val="2"/>
-                <w:szCs w:val="2"/>
-              </w:rPr>
-            </w:pPr>
-            <w:r>
-              <w:rPr>
-                <w:b w:val="0"/>
-                <w:color w:val="000000"/>
-                <w:sz w:val="24"/>
-                <w:szCs w:val="24"/>
-                <w:rFonts w:eastAsia="Times New Roman" w:ascii="Times New Roman" w:hAnsi="Times New Roman"/>
-                <w:lang w:eastAsia="zh-CN"/>
-              </w:rPr>
-              <w:t xml:space="preserve">−0.672 to −0.443</w:t>
-            </w:r>
-          </w:p>
-        </w:tc>
-        <w:tc>
-          <w:tcPr>
-            <w:tcW w:w="1224" w:type="dxa"/>
-            <w:tcMar>
-              <w:top w:w="90" w:type="dxa"/>
-              <w:left w:w="90" w:type="dxa"/>
-              <w:bottom w:w="90" w:type="dxa"/>
-              <w:right w:w="90" w:type="dxa"/>
-            </w:tcMar>
-            <w:vAlign w:val="center"/>
-            <w:tcMar>
-              <w:top w:w="90" w:type="dxa"/>
-              <w:bottom w:w="90" w:type="dxa"/>
-              <w:left w:w="100" w:type="dxa"/>
-              <w:right w:w="100" w:type="dxa"/>
-            </w:tcMar>
-          </w:tcPr>
-          <w:p>
-            <w:pPr>
-              <w:spacing w:after="0" w:line="240" w:lineRule="auto"/>
-              <w:jc w:val="center"/>
-              <w:rPr>
-                <w:sz w:val="2"/>
-                <w:szCs w:val="2"/>
-              </w:rPr>
-            </w:pPr>
-            <w:r>
-              <w:rPr>
-                <w:b w:val="0"/>
-                <w:color w:val="000000"/>
-                <w:sz w:val="24"/>
-                <w:szCs w:val="24"/>
-                <w:rFonts w:eastAsia="Times New Roman" w:ascii="Times New Roman" w:hAnsi="Times New Roman"/>
-                <w:lang w:eastAsia="zh-CN"/>
-              </w:rPr>
-              <w:t xml:space="preserve">&lt;0.001</w:t>
-            </w:r>
-          </w:p>
-        </w:tc>
-      </w:tr>
-      <w:tr>
-        <w:trPr>
-          <w:cantSplit/>
-          <w:jc w:val="center"/>
-          <w:cantSplit/>
-        </w:trPr>
-        <w:tc>
-          <w:tcPr>
-            <w:tcW w:w="3053" w:type="dxa"/>
-            <w:tcMar>
-              <w:top w:w="90" w:type="dxa"/>
-              <w:left w:w="90" w:type="dxa"/>
-              <w:bottom w:w="90" w:type="dxa"/>
-              <w:right w:w="90" w:type="dxa"/>
-            </w:tcMar>
-            <w:vAlign w:val="center"/>
-            <w:tcMar>
-              <w:top w:w="90" w:type="dxa"/>
-              <w:bottom w:w="90" w:type="dxa"/>
-              <w:left w:w="100" w:type="dxa"/>
-              <w:right w:w="100" w:type="dxa"/>
-            </w:tcMar>
-          </w:tcPr>
-          <w:p>
-            <w:pPr>
-              <w:spacing w:after="0" w:line="240" w:lineRule="auto"/>
-              <w:jc w:val="left"/>
-              <w:rPr>
-                <w:sz w:val="2"/>
-                <w:szCs w:val="2"/>
-              </w:rPr>
-            </w:pPr>
-            <w:r>
-              <w:rPr>
-                <w:b w:val="0"/>
-                <w:color w:val="000000"/>
-                <w:sz w:val="24"/>
-                <w:szCs w:val="24"/>
-                <w:rFonts w:eastAsia="Times New Roman" w:ascii="Times New Roman" w:hAnsi="Times New Roman"/>
-                <w:lang w:eastAsia="zh-CN"/>
-              </w:rPr>
-              <w:t xml:space="preserve">MDA (nmol/mg protein)</w:t>
-            </w:r>
-          </w:p>
-        </w:tc>
-        <w:tc>
-          <w:tcPr>
-            <w:tcW w:w="1728" w:type="dxa"/>
-            <w:tcMar>
-              <w:top w:w="90" w:type="dxa"/>
-              <w:left w:w="90" w:type="dxa"/>
-              <w:bottom w:w="90" w:type="dxa"/>
-              <w:right w:w="90" w:type="dxa"/>
-            </w:tcMar>
-            <w:vAlign w:val="center"/>
-            <w:tcMar>
-              <w:top w:w="90" w:type="dxa"/>
-              <w:bottom w:w="90" w:type="dxa"/>
-              <w:left w:w="100" w:type="dxa"/>
-              <w:right w:w="100" w:type="dxa"/>
-            </w:tcMar>
-          </w:tcPr>
-          <w:p>
-            <w:pPr>
-              <w:spacing w:after="0" w:line="240" w:lineRule="auto"/>
-              <w:jc w:val="center"/>
-              <w:rPr>
-                <w:sz w:val="2"/>
-                <w:szCs w:val="2"/>
-              </w:rPr>
-            </w:pPr>
-            <w:r>
-              <w:rPr>
-                <w:b w:val="0"/>
-                <w:color w:val="000000"/>
-                <w:sz w:val="24"/>
-                <w:szCs w:val="24"/>
-                <w:rFonts w:eastAsia="Times New Roman" w:ascii="Times New Roman" w:hAnsi="Times New Roman"/>
-                <w:lang w:eastAsia="zh-CN"/>
-              </w:rPr>
-              <w:t xml:space="preserve">0.253</w:t>
-            </w:r>
-          </w:p>
-        </w:tc>
-        <w:tc>
-          <w:tcPr>
-            <w:tcW w:w="2851" w:type="dxa"/>
-            <w:tcMar>
-              <w:top w:w="90" w:type="dxa"/>
-              <w:left w:w="90" w:type="dxa"/>
-              <w:bottom w:w="90" w:type="dxa"/>
-              <w:right w:w="90" w:type="dxa"/>
-            </w:tcMar>
-            <w:vAlign w:val="center"/>
-            <w:tcMar>
-              <w:top w:w="90" w:type="dxa"/>
-              <w:bottom w:w="90" w:type="dxa"/>
-              <w:left w:w="100" w:type="dxa"/>
-              <w:right w:w="100" w:type="dxa"/>
-            </w:tcMar>
-          </w:tcPr>
-          <w:p>
-            <w:pPr>
-              <w:spacing w:after="0" w:line="240" w:lineRule="auto"/>
-              <w:jc w:val="center"/>
-              <w:rPr>
-                <w:sz w:val="2"/>
-                <w:szCs w:val="2"/>
-              </w:rPr>
-            </w:pPr>
-            <w:r>
-              <w:rPr>
-                <w:b w:val="0"/>
-                <w:color w:val="000000"/>
-                <w:sz w:val="24"/>
-                <w:szCs w:val="24"/>
-                <w:rFonts w:eastAsia="Times New Roman" w:ascii="Times New Roman" w:hAnsi="Times New Roman"/>
-                <w:lang w:eastAsia="zh-CN"/>
-              </w:rPr>
-              <w:t xml:space="preserve">0.209 to 0.298</w:t>
-            </w:r>
-          </w:p>
-        </w:tc>
-        <w:tc>
-          <w:tcPr>
-            <w:tcW w:w="1224" w:type="dxa"/>
-            <w:tcMar>
-              <w:top w:w="90" w:type="dxa"/>
-              <w:left w:w="90" w:type="dxa"/>
-              <w:bottom w:w="90" w:type="dxa"/>
-              <w:right w:w="90" w:type="dxa"/>
-            </w:tcMar>
-            <w:vAlign w:val="center"/>
-            <w:tcMar>
-              <w:top w:w="90" w:type="dxa"/>
-              <w:bottom w:w="90" w:type="dxa"/>
-              <w:left w:w="100" w:type="dxa"/>
-              <w:right w:w="100" w:type="dxa"/>
-            </w:tcMar>
-          </w:tcPr>
-          <w:p>
-            <w:pPr>
-              <w:spacing w:after="0" w:line="240" w:lineRule="auto"/>
-              <w:jc w:val="center"/>
-              <w:rPr>
-                <w:sz w:val="2"/>
-                <w:szCs w:val="2"/>
-              </w:rPr>
-            </w:pPr>
-            <w:r>
-              <w:rPr>
-                <w:b w:val="0"/>
-                <w:color w:val="000000"/>
-                <w:sz w:val="24"/>
-                <w:szCs w:val="24"/>
-                <w:rFonts w:eastAsia="Times New Roman" w:ascii="Times New Roman" w:hAnsi="Times New Roman"/>
-                <w:lang w:eastAsia="zh-CN"/>
-              </w:rPr>
-              <w:t xml:space="preserve">&lt;0.001</w:t>
-            </w:r>
-          </w:p>
-        </w:tc>
-      </w:tr>
-      <w:tr>
-        <w:trPr>
-          <w:cantSplit/>
-          <w:jc w:val="center"/>
-          <w:cantSplit/>
-        </w:trPr>
-        <w:tc>
-          <w:tcPr>
-            <w:tcW w:w="3053" w:type="dxa"/>
-            <w:tcMar>
-              <w:top w:w="90" w:type="dxa"/>
-              <w:left w:w="90" w:type="dxa"/>
-              <w:bottom w:w="90" w:type="dxa"/>
-              <w:right w:w="90" w:type="dxa"/>
-            </w:tcMar>
-            <w:vAlign w:val="center"/>
-            <w:tcMar>
-              <w:top w:w="90" w:type="dxa"/>
-              <w:bottom w:w="90" w:type="dxa"/>
-              <w:left w:w="100" w:type="dxa"/>
-              <w:right w:w="100" w:type="dxa"/>
-            </w:tcMar>
-          </w:tcPr>
-          <w:p>
-            <w:pPr>
-              <w:spacing w:after="0" w:line="240" w:lineRule="auto"/>
-              <w:jc w:val="left"/>
-              <w:rPr>
-                <w:sz w:val="2"/>
-                <w:szCs w:val="2"/>
-              </w:rPr>
-            </w:pPr>
-            <w:r>
-              <w:rPr>
-                <w:b w:val="0"/>
-                <w:color w:val="000000"/>
-                <w:sz w:val="24"/>
-                <w:szCs w:val="24"/>
-                <w:rFonts w:eastAsia="Times New Roman" w:ascii="Times New Roman" w:hAnsi="Times New Roman"/>
-                <w:lang w:eastAsia="zh-CN"/>
-              </w:rPr>
-              <w:t xml:space="preserve">ROS-associated fluorescence (AU)</w:t>
-            </w:r>
-          </w:p>
-        </w:tc>
-        <w:tc>
-          <w:tcPr>
-            <w:tcW w:w="1728" w:type="dxa"/>
-            <w:tcMar>
-              <w:top w:w="90" w:type="dxa"/>
-              <w:left w:w="90" w:type="dxa"/>
-              <w:bottom w:w="90" w:type="dxa"/>
-              <w:right w:w="90" w:type="dxa"/>
-            </w:tcMar>
-            <w:vAlign w:val="center"/>
-            <w:tcMar>
-              <w:top w:w="90" w:type="dxa"/>
-              <w:bottom w:w="90" w:type="dxa"/>
-              <w:left w:w="100" w:type="dxa"/>
-              <w:right w:w="100" w:type="dxa"/>
-            </w:tcMar>
-          </w:tcPr>
-          <w:p>
-            <w:pPr>
-              <w:spacing w:after="0" w:line="240" w:lineRule="auto"/>
-              <w:jc w:val="center"/>
-              <w:rPr>
-                <w:sz w:val="2"/>
-                <w:szCs w:val="2"/>
-              </w:rPr>
-            </w:pPr>
-            <w:r>
-              <w:rPr>
-                <w:b w:val="0"/>
-                <w:color w:val="000000"/>
-                <w:sz w:val="24"/>
-                <w:szCs w:val="24"/>
-                <w:rFonts w:eastAsia="Times New Roman" w:ascii="Times New Roman" w:hAnsi="Times New Roman"/>
-                <w:lang w:eastAsia="zh-CN"/>
-              </w:rPr>
-              <w:t xml:space="preserve">1968.8</w:t>
-            </w:r>
-          </w:p>
-        </w:tc>
-        <w:tc>
-          <w:tcPr>
-            <w:tcW w:w="2851" w:type="dxa"/>
-            <w:tcMar>
-              <w:top w:w="90" w:type="dxa"/>
-              <w:left w:w="90" w:type="dxa"/>
-              <w:bottom w:w="90" w:type="dxa"/>
-              <w:right w:w="90" w:type="dxa"/>
-            </w:tcMar>
-            <w:vAlign w:val="center"/>
-            <w:tcMar>
-              <w:top w:w="90" w:type="dxa"/>
-              <w:bottom w:w="90" w:type="dxa"/>
-              <w:left w:w="100" w:type="dxa"/>
-              <w:right w:w="100" w:type="dxa"/>
-            </w:tcMar>
-          </w:tcPr>
-          <w:p>
-            <w:pPr>
-              <w:spacing w:after="0" w:line="240" w:lineRule="auto"/>
-              <w:jc w:val="center"/>
-              <w:rPr>
-                <w:sz w:val="2"/>
-                <w:szCs w:val="2"/>
-              </w:rPr>
-            </w:pPr>
-            <w:r>
-              <w:rPr>
-                <w:b w:val="0"/>
-                <w:color w:val="000000"/>
-                <w:sz w:val="24"/>
-                <w:szCs w:val="24"/>
-                <w:rFonts w:eastAsia="Times New Roman" w:ascii="Times New Roman" w:hAnsi="Times New Roman"/>
-                <w:lang w:eastAsia="zh-CN"/>
-              </w:rPr>
-              <w:t xml:space="preserve">1683.7 to 2253.8</w:t>
-            </w:r>
-          </w:p>
-        </w:tc>
-        <w:tc>
-          <w:tcPr>
-            <w:tcW w:w="1224" w:type="dxa"/>
-            <w:tcMar>
-              <w:top w:w="90" w:type="dxa"/>
-              <w:left w:w="90" w:type="dxa"/>
-              <w:bottom w:w="90" w:type="dxa"/>
-              <w:right w:w="90" w:type="dxa"/>
-            </w:tcMar>
-            <w:vAlign w:val="center"/>
-            <w:tcMar>
-              <w:top w:w="90" w:type="dxa"/>
-              <w:bottom w:w="90" w:type="dxa"/>
-              <w:left w:w="100" w:type="dxa"/>
-              <w:right w:w="100" w:type="dxa"/>
-            </w:tcMar>
-          </w:tcPr>
-          <w:p>
-            <w:pPr>
-              <w:spacing w:after="0" w:line="240" w:lineRule="auto"/>
-              <w:jc w:val="center"/>
-              <w:rPr>
-                <w:sz w:val="2"/>
-                <w:szCs w:val="2"/>
-              </w:rPr>
-            </w:pPr>
-            <w:r>
-              <w:rPr>
-                <w:b w:val="0"/>
-                <w:color w:val="000000"/>
-                <w:sz w:val="24"/>
-                <w:szCs w:val="24"/>
-                <w:rFonts w:eastAsia="Times New Roman" w:ascii="Times New Roman" w:hAnsi="Times New Roman"/>
-                <w:lang w:eastAsia="zh-CN"/>
-              </w:rPr>
-              <w:t xml:space="preserve">&lt;0.001</w:t>
-            </w:r>
-          </w:p>
-        </w:tc>
-      </w:tr>
-    </w:tbl>
-    <w:p>
-      <w:pPr>
-        <w:widowControl/>
-      </w:pPr>
-      <w:r>
-        <w:rPr>
-          <w:rFonts w:ascii="Times New Roman" w:hAnsi="Times New Roman" w:cs="Times New Roman" w:eastAsia="Times New Roman"/>
-          <w:color w:val="000000"/>
-          <w:sz w:val="24"/>
-        </w:rPr>
-        <w:t>Both groups were sampled on day 28, with 6 independent rats per group for each endpoint. Differences retain the original measurement units. Confidence intervals and P values were obtained from the three-group Games–Howell comparisons within each endpoint, without correction across endpoints. Fluorescence is reported in protein-normalized arbitrary units. These results describe group differences in regional tissue blocks and do not establish that NOX expression mediates blood pressure changes.</w:t>
-      </w:r>
-    </w:p>
-    <w:p>
-      <w:r>
-        <w:br w:type="page"/>
-      </w:r>
-    </w:p>
-    <w:p>
-      <w:pPr>
-        <w:pStyle w:val="3"/>
+        <w:pageBreakBefore/>
         <w:widowControl/>
       </w:pPr>
       <w:r>
